--- a/textbook lifecycle knowledge/Chapter 4 - Procurement, Printing, and Quality Assurance.docx
+++ b/textbook lifecycle knowledge/Chapter 4 - Procurement, Printing, and Quality Assurance.docx
@@ -435,13 +435,13 @@
       </w:r>
     </w:p>
     <w:bookmarkEnd w:id="26"/>
-    <w:bookmarkStart w:id="27" w:name="opesware-solution"/>
+    <w:bookmarkStart w:id="27" w:name="EduOS Cameroon-solution"/>
     <w:p>
       <w:pPr>
         <w:pStyle w:val="Heading3"/>
       </w:pPr>
       <w:r>
-        <w:t xml:space="preserve">Opesware Solution</w:t>
+        <w:t xml:space="preserve">EduOS Cameroon Solution</w:t>
       </w:r>
     </w:p>
     <w:p>
@@ -546,13 +546,13 @@
       </w:r>
     </w:p>
     <w:bookmarkEnd w:id="30"/>
-    <w:bookmarkStart w:id="31" w:name="opesware-solution-1"/>
+    <w:bookmarkStart w:id="31" w:name="EduOS Cameroon-solution-1"/>
     <w:p>
       <w:pPr>
         <w:pStyle w:val="Heading3"/>
       </w:pPr>
       <w:r>
-        <w:t xml:space="preserve">Opesware Solution</w:t>
+        <w:t xml:space="preserve">EduOS Cameroon Solution</w:t>
       </w:r>
     </w:p>
     <w:p>
@@ -645,13 +645,13 @@
       </w:r>
     </w:p>
     <w:bookmarkEnd w:id="34"/>
-    <w:bookmarkStart w:id="35" w:name="opesware-solution-2"/>
+    <w:bookmarkStart w:id="35" w:name="EduOS Cameroon-solution-2"/>
     <w:p>
       <w:pPr>
         <w:pStyle w:val="Heading3"/>
       </w:pPr>
       <w:r>
-        <w:t xml:space="preserve">Opesware Solution</w:t>
+        <w:t xml:space="preserve">EduOS Cameroon Solution</w:t>
       </w:r>
     </w:p>
     <w:p>
@@ -744,13 +744,13 @@
       </w:r>
     </w:p>
     <w:bookmarkEnd w:id="38"/>
-    <w:bookmarkStart w:id="39" w:name="opesware-solution-3"/>
+    <w:bookmarkStart w:id="39" w:name="EduOS Cameroon-solution-3"/>
     <w:p>
       <w:pPr>
         <w:pStyle w:val="Heading3"/>
       </w:pPr>
       <w:r>
-        <w:t xml:space="preserve">Opesware Solution</w:t>
+        <w:t xml:space="preserve">EduOS Cameroon Solution</w:t>
       </w:r>
     </w:p>
     <w:p>
@@ -843,13 +843,13 @@
       </w:r>
     </w:p>
     <w:bookmarkEnd w:id="42"/>
-    <w:bookmarkStart w:id="43" w:name="opesware-solution-4"/>
+    <w:bookmarkStart w:id="43" w:name="EduOS Cameroon-solution-4"/>
     <w:p>
       <w:pPr>
         <w:pStyle w:val="Heading3"/>
       </w:pPr>
       <w:r>
-        <w:t xml:space="preserve">Opesware Solution</w:t>
+        <w:t xml:space="preserve">EduOS Cameroon Solution</w:t>
       </w:r>
     </w:p>
     <w:p>
@@ -942,13 +942,13 @@
       </w:r>
     </w:p>
     <w:bookmarkEnd w:id="46"/>
-    <w:bookmarkStart w:id="47" w:name="opesware-solution-5"/>
+    <w:bookmarkStart w:id="47" w:name="EduOS Cameroon-solution-5"/>
     <w:p>
       <w:pPr>
         <w:pStyle w:val="Heading3"/>
       </w:pPr>
       <w:r>
-        <w:t xml:space="preserve">Opesware Solution</w:t>
+        <w:t xml:space="preserve">EduOS Cameroon Solution</w:t>
       </w:r>
     </w:p>
     <w:p>
@@ -1041,13 +1041,13 @@
       </w:r>
     </w:p>
     <w:bookmarkEnd w:id="50"/>
-    <w:bookmarkStart w:id="51" w:name="opesware-solution-6"/>
+    <w:bookmarkStart w:id="51" w:name="EduOS Cameroon-solution-6"/>
     <w:p>
       <w:pPr>
         <w:pStyle w:val="Heading3"/>
       </w:pPr>
       <w:r>
-        <w:t xml:space="preserve">Opesware Solution</w:t>
+        <w:t xml:space="preserve">EduOS Cameroon Solution</w:t>
       </w:r>
     </w:p>
     <w:p>
@@ -1128,13 +1128,13 @@
       </w:r>
     </w:p>
     <w:bookmarkEnd w:id="54"/>
-    <w:bookmarkStart w:id="55" w:name="opesware-solution-7"/>
+    <w:bookmarkStart w:id="55" w:name="EduOS Cameroon-solution-7"/>
     <w:p>
       <w:pPr>
         <w:pStyle w:val="Heading3"/>
       </w:pPr>
       <w:r>
-        <w:t xml:space="preserve">Opesware Solution</w:t>
+        <w:t xml:space="preserve">EduOS Cameroon Solution</w:t>
       </w:r>
     </w:p>
     <w:p>
@@ -1215,13 +1215,13 @@
       </w:r>
     </w:p>
     <w:bookmarkEnd w:id="58"/>
-    <w:bookmarkStart w:id="59" w:name="opesware-solution-8"/>
+    <w:bookmarkStart w:id="59" w:name="EduOS Cameroon-solution-8"/>
     <w:p>
       <w:pPr>
         <w:pStyle w:val="Heading3"/>
       </w:pPr>
       <w:r>
-        <w:t xml:space="preserve">Opesware Solution</w:t>
+        <w:t xml:space="preserve">EduOS Cameroon Solution</w:t>
       </w:r>
     </w:p>
     <w:p>
@@ -1374,13 +1374,13 @@
       </w:r>
     </w:p>
     <w:bookmarkEnd w:id="62"/>
-    <w:bookmarkStart w:id="63" w:name="opesware-solution-9"/>
+    <w:bookmarkStart w:id="63" w:name="EduOS Cameroon-solution-9"/>
     <w:p>
       <w:pPr>
         <w:pStyle w:val="Heading3"/>
       </w:pPr>
       <w:r>
-        <w:t xml:space="preserve">Opesware Solution</w:t>
+        <w:t xml:space="preserve">EduOS Cameroon Solution</w:t>
       </w:r>
     </w:p>
     <w:p>
